--- a/RFI-Docs/COIN--Center for the Study of Healthcare Innovation, Implementation and Policy (CSHIIP).docx
+++ b/RFI-Docs/COIN--Center for the Study of Healthcare Innovation, Implementation and Policy (CSHIIP).docx
@@ -4,8 +4,123 @@
   <w:body>
     <w:p>
       <w:pPr>
+        <w:jc w:val="left"/>
+      </w:pPr>
+      <w:r>
+        <w:rPr>
+          <w:color w:val="646464"/>
+          <w:sz w:val="18"/>
+        </w:rPr>
+        <w:t>Document: COIN--Center for the Study of Healthcare Innovation, Implementation and Policy (CSHIIP).docx</w:t>
+      </w:r>
+    </w:p>
+    <w:p>
+      <w:pPr>
+        <w:jc w:val="left"/>
+      </w:pPr>
+      <w:r>
+        <w:rPr>
+          <w:color w:val="646464"/>
+          <w:sz w:val="18"/>
+        </w:rPr>
+        <w:t>Title: COIN--Center for the Study of Healthcare Innovation, Implementation and Policy (CSHIIP)</w:t>
+      </w:r>
+    </w:p>
+    <w:p>
+      <w:pPr>
+        <w:jc w:val="left"/>
+      </w:pPr>
+      <w:r>
+        <w:rPr>
+          <w:color w:val="646464"/>
+          <w:sz w:val="18"/>
+        </w:rPr>
+        <w:t>Topic: Centers | Type: Presentations and Other Documents</w:t>
+      </w:r>
+    </w:p>
+    <w:p>
+      <w:pPr>
+        <w:jc w:val="left"/>
+      </w:pPr>
+      <w:r>
+        <w:rPr>
+          <w:color w:val="646464"/>
+          <w:sz w:val="18"/>
+        </w:rPr>
+        <w:t>Created: 2025-01-31 | By: Richman, Michael (VACO)</w:t>
+      </w:r>
+    </w:p>
+    <w:p>
+      <w:pPr>
+        <w:jc w:val="left"/>
+      </w:pPr>
+      <w:r>
+        <w:rPr>
+          <w:color w:val="646464"/>
+          <w:sz w:val="18"/>
+        </w:rPr>
+        <w:t>Modified: 2025-01-31 | By: Richman, Michael (VACO)</w:t>
+      </w:r>
+    </w:p>
+    <w:p>
+      <w:pPr>
+        <w:jc w:val="left"/>
+      </w:pPr>
+      <w:r>
+        <w:rPr>
+          <w:color w:val="C8C8C8"/>
+          <w:sz w:val="16"/>
+        </w:rPr>
+        <w:t>────────────────────────────────────────────────────────────────────────────────</w:t>
+      </w:r>
+    </w:p>
+    <w:p>
+      <w:pPr>
+        <w:jc w:val="left"/>
+      </w:pPr>
+      <w:r/>
+    </w:p>
+    <w:p>
+      <w:pPr>
+        <w:jc w:val="left"/>
+      </w:pPr>
+      <w:r>
+        <w:rPr>
+          <w:color w:val="646464"/>
+          <w:sz w:val="18"/>
+        </w:rPr>
+        <w:t>Topic: Centers | Type: Presentations and Other Documents</w:t>
+      </w:r>
+    </w:p>
+    <w:p>
+      <w:pPr>
+        <w:jc w:val="left"/>
+      </w:pPr>
+      <w:r>
+        <w:rPr>
+          <w:color w:val="646464"/>
+          <w:sz w:val="18"/>
+        </w:rPr>
+        <w:t>Created: 2025-01-31 | By: Richman, Michael (VACO)</w:t>
+      </w:r>
+    </w:p>
+    <w:p>
+      <w:pPr>
+        <w:jc w:val="left"/>
+      </w:pPr>
+      <w:r>
+        <w:rPr>
+          <w:color w:val="646464"/>
+          <w:sz w:val="18"/>
+        </w:rPr>
+        <w:t>Modified: 2025-01-31 | By: Richman, Michael (VACO)</w:t>
+      </w:r>
+    </w:p>
+    <w:p>
+      <w:pPr>
         <w:autoSpaceDE w:val="0"/>
         <w:autoSpaceDN w:val="0"/>
+        <w:jc w:val="left"/>
         <w:rPr>
           <w:rFonts w:asciiTheme="minorHAnsi" w:hAnsiTheme="minorHAnsi" w:cstheme="minorHAnsi"/>
           <w:b/>
@@ -16,13 +131,10 @@
       </w:pPr>
       <w:r>
         <w:rPr>
-          <w:rFonts w:asciiTheme="minorHAnsi" w:hAnsiTheme="minorHAnsi" w:cstheme="minorHAnsi"/>
-          <w:b/>
-          <w:bCs/>
-          <w:sz w:val="24"/>
-          <w:szCs w:val="24"/>
-        </w:rPr>
-        <w:t>Center for the Study of Healthcare Innovation, Implementation and Policy (CSHIIP)</w:t>
+          <w:color w:val="C8C8C8"/>
+          <w:sz w:val="16"/>
+        </w:rPr>
+        <w:t>────────────────────────────────────────────────────────────────────────────────</w:t>
       </w:r>
     </w:p>
     <w:p>
@@ -33,14 +145,7 @@
           <w:szCs w:val="24"/>
         </w:rPr>
       </w:pPr>
-      <w:r>
-        <w:rPr>
-          <w:rFonts w:asciiTheme="minorHAnsi" w:hAnsiTheme="minorHAnsi" w:cstheme="minorHAnsi"/>
-          <w:sz w:val="24"/>
-          <w:szCs w:val="24"/>
-        </w:rPr>
-        <w:t xml:space="preserve">VA Greater Los Angeles Healthcare System </w:t>
-      </w:r>
+      <w:r/>
     </w:p>
     <w:p>
       <w:pPr>
